--- a/report/Wine_Quality_Statistical_Analysis_Report.docx
+++ b/report/Wine_Quality_Statistical_Analysis_Report.docx
@@ -161,6 +161,12 @@
         </w:rPr>
         <w:t xml:space="preserve">Instructor: </w:t>
       </w:r>
+      <w:r>
+        <w:rPr>
+          <w:sz w:val="22"/>
+        </w:rPr>
+        <w:t>Dr. Usma Bhatt</w:t>
+      </w:r>
     </w:p>
     <w:p>
       <w:r>
@@ -373,23 +379,7 @@
           <w:sz w:val="24"/>
           <w:szCs w:val="24"/>
         </w:rPr>
-        <w:t xml:space="preserve">11. Group Comparison: Low vs </w:t>
-      </w:r>
-      <w:proofErr w:type="gramStart"/>
-      <w:r>
-        <w:rPr>
-          <w:sz w:val="24"/>
-          <w:szCs w:val="24"/>
-        </w:rPr>
-        <w:t>High Quality</w:t>
-      </w:r>
-      <w:proofErr w:type="gramEnd"/>
-      <w:r>
-        <w:rPr>
-          <w:sz w:val="24"/>
-          <w:szCs w:val="24"/>
-        </w:rPr>
-        <w:t xml:space="preserve"> Wines</w:t>
+        <w:t>11. Group Comparison: Low vs High Quality Wines</w:t>
       </w:r>
     </w:p>
     <w:p>
@@ -13446,21 +13436,7 @@
       <w:rPr>
         <w:sz w:val="16"/>
       </w:rPr>
-      <w:t xml:space="preserve">Data Analytics Coursework </w:t>
-    </w:r>
-    <w:proofErr w:type="gramStart"/>
-    <w:r>
-      <w:rPr>
-        <w:sz w:val="16"/>
-      </w:rPr>
-      <w:t>Project  |</w:t>
-    </w:r>
-    <w:proofErr w:type="gramEnd"/>
-    <w:r>
-      <w:rPr>
-        <w:sz w:val="16"/>
-      </w:rPr>
-      <w:t xml:space="preserve">  </w:t>
+      <w:t xml:space="preserve">Data Analytics Coursework Project  |  </w:t>
     </w:r>
     <w:r>
       <w:fldChar w:fldCharType="begin"/>
